--- a/deliverables/Практическая_работа_Степанов_Глеб.docx
+++ b/deliverables/Практическая_работа_Степанов_Глеб.docx
@@ -85,7 +85,7 @@
           <w:sz w:val="28"/>
           <w:szCs w:val="28"/>
         </w:rPr>
-        <w:t>Группа: ____________</w:t>
+        <w:t>Группа: 25o9-090207-ИС/3</w:t>
       </w:r>
     </w:p>
     <w:p>
